--- a/docs/fagbi_guarded_p4_package/submission_preview_synced/titan_fagbi_reader_friendly_p2_cap_revised.docx
+++ b/docs/fagbi_guarded_p4_package/submission_preview_synced/titan_fagbi_reader_friendly_p2_cap_revised.docx
@@ -1177,7 +1177,7 @@
         <w:jc w:val="both"/>
       </w:pPr>
       <w:r>
-        <w:t>For the full-protein panel, full O(N^2) dense direct reaction-energy oracles were not computed. Instead, the reported verification uses sampled direct-operator residuals and sampled direct true residuals. These metrics test agreement with dense direct evaluations on audited panels and are reported separately from internal GMRES residuals. The sampled direct-operator gate separates known failed far-field configurations from guarded accepted rows and is applied in addition to the 10^-6 Krylov stopping tolerance because internal GMRES convergence alone does not verify agreement with the dense direct operator.</w:t>
+        <w:t>For the full-protein panel, full O(N^2) dense direct reaction-energy oracles were not computed. Instead, the reported verification uses two sampled dense-reference quantities. The sampled audit RMS is the root-mean-square discrepancy between accelerated and dense direct operator rows on sampled target panels. The sampled direct true residual is the residual of the final solution evaluated on the same sampled dense direct rows with the same normalization; the two values can therefore be numerically close when the accelerated-row discrepancy dominates the sampled residual. The manuscript-facing guarded p4 ladder used 512 sampled target panels per protein. The p-order coverage sweep used a separate 1024-row sampled audit to stress-test fallback accounting; these two audit sizes are reported separately and were not pooled. These metrics test agreement with dense direct evaluations on audited panels and are reported separately from internal GMRES residuals. The sampled direct-operator gate separates known failed far-field configurations from guarded accepted rows and is applied in addition to the 10^-6 Krylov stopping tolerance because internal GMRES convergence alone does not verify agreement with the dense direct operator.</w:t>
       </w:r>
     </w:p>
     <w:p>
@@ -2344,18 +2344,7 @@
               <w:spacing w:after="0" w:before="0"/>
             </w:pPr>
             <w:r>
-              <w:rPr>
-                <w:rFonts w:ascii="Times New Roman" w:hAnsi="Times New Roman"/>
-                <w:sz w:val="16"/>
-              </w:rPr>
-            </w:r>
-            <w:r>
-              <w:rPr>
-                <w:rFonts w:ascii="Times New Roman" w:hAnsi="Times New Roman"/>
-                <w:b w:val="0"/>
-                <w:sz w:val="16"/>
-              </w:rPr>
-              <w:t>JCP2013 coupled two-row TABI boundary-integral system</w:t>
+              <w:t>TABI 2013 coupled two-row boundary-integral formulation</w:t>
             </w:r>
           </w:p>
         </w:tc>
@@ -4710,6 +4699,16 @@
       </w:r>
     </w:p>
     <w:p>
+      <w:r>
+        <w:t>APBS grid-solver context is summarized in Supplementary Figure S2. Panel A reports the reaction-energy scale obtained from TITAN and from the finest APBS grid in this sweep; panel B reports the relative change in APBS reaction energy when the finite-difference grid is refined from d225 to d257, and therefore measures APBS grid sensitivity rather than TITAN-versus-APBS error. Using the same PQR inputs for 1VII, 1UBQ, and 2CI2, APBS reaction energies remained visibly grid-sensitive over the tested range; the final d225-to-d257 change reached 3.61% across the three systems. We therefore do not use APBS as the dense boundary-integral oracle. The comparison is nevertheless useful for computational footprint. At d257, APBS required 3498.3-3546.8 MB peak RSS, whereas the corresponding TITAN guarded p4 rows used 58.2-150.3 MB; the largest APBS/TITAN RSS ratio was 60.1x. CPU wall times at the finest APBS grid were of the same order as the TITAN guarded rows for these small proteins, but the memory scaling and grid sensitivity reinforce why APBS is reported as context rather than as a validation oracle.</w:t>
+      </w:r>
+    </w:p>
+    <w:p>
+      <w:r>
+        <w:t>Full dense direct calibration on small systems is reported in Supplementary Table S5. The calibration includes two analytic coarse sphere cases and three mini public-protein subsets with 2534-3030 panels, for which full O(N^2) direct TABI solves remain practical. Across these rows, guarded p4 matched the dense direct reaction energy within 6.3 x 10^-4 kJ/mol, and the largest sampled direct true residual was 1.28 x 10^-6. These rows calibrate the sampled direct-operator audit used for the full-protein cases; they do not replace full dense direct protein solves at the larger manuscript panel counts.</w:t>
+      </w:r>
+    </w:p>
+    <w:p>
       <w:pPr>
         <w:jc w:val="both"/>
       </w:pPr>
@@ -4726,11 +4725,7 @@
         <w:jc w:val="both"/>
       </w:pPr>
       <w:r>
-        <w:rPr>
-          <w:rFonts w:ascii="Times New Roman" w:hAnsi="Times New Roman"/>
-          <w:sz w:val="22"/>
-        </w:rPr>
-        <w:t>The present evidence has explicit limits. The benchmark is CPU/AVX2-only, uses six protein fixtures, and relies on sampled direct-operator audits for full-protein verification rather than full dense O(N^2) reaction-energy oracles. Section 3.5 and the Supplement add p-order, opening-angle, guard, tail-policy, and ILU neighbor-cap sensitivity checks, but they do not replace a full dense small-system oracle, surface-density scaling, or a larger public-protein validation set. The reported settings should therefore be read as reproducible protocol choices for the tested cases, not as universal parameter optima.</w:t>
+        <w:t>The present evidence has explicit limits. The benchmark is CPU/AVX2-only, uses six protein fixtures, and relies on sampled direct-operator audits for full-protein verification rather than full dense O(N^2) reaction-energy oracles at the largest panel counts. The small dense direct calibration rows in Supplementary Table S5 support the audit protocol where dense solves are practical. Section 3.5 and the Supplement add p-order, opening-angle, guard, tail-policy, and ILU neighbor-cap sensitivity checks, but they do not replace broader mesh-density and larger-system validation.</w:t>
       </w:r>
     </w:p>
     <w:p>
@@ -5252,10 +5247,7 @@
     <w:p>
       <w:pPr/>
       <w:r>
-        <w:rPr>
-          <w:rFonts w:ascii="Times New Roman" w:hAnsi="Times New Roman"/>
-        </w:rPr>
-        <w:t>The p2 coverage logs rule out a simple skipped-work explanation. Across the six proteins, p2 accepted zero far M2L pairs, rejected 337,815 far cell pairs, and demoted 295,959,727 panel pairs to direct fallback. Every p2 solve also reports a nonzero total evaluated interaction count and at least 1024 independently sampled dense-audit rows. The p2 audit therefore reflects conservative direct evaluation of risky interactions, not omission of far-field work.</w:t>
+        <w:t>The p2 coverage logs rule out a simple skipped-work explanation. Across the six proteins, p2 accepted zero far M2L pairs, rejected 337,815 far cell pairs, and demoted 295,959,727 panel pairs to direct fallback. Every p2 solve also reports a nonzero total evaluated interaction count and at least 1024 independently sampled dense-audit rows in the separate p-order coverage protocol. The p2 audit therefore reflects conservative direct evaluation of risky interactions, not omission of far-field work.</w:t>
       </w:r>
     </w:p>
     <w:p>
@@ -5265,7 +5257,7 @@
     </w:p>
     <w:p>
       <w:r>
-        <w:t>Taken together, the ablations support the selected p4/cap-64 guarded workflow for the current benchmark panel while keeping the stronger questions--larger protein sets, mesh-density scaling, and full dense small-system oracles--outside the present claim.</w:t>
+        <w:t>Taken together, the ablations and small dense calibration rows support the selected p4/cap-64 guarded workflow for the current benchmark panel while keeping the stronger questions--larger protein sets and broader mesh-density scaling--outside the present claim.</w:t>
       </w:r>
     </w:p>
     <w:p>
@@ -5308,7 +5300,7 @@
     <w:p>
       <w:pPr/>
       <w:r>
-        <w:t>The TITAN source code, benchmark manifests, scripts, and reference outputs corresponding to the reported tables will be released under the MIT License at a versioned public repository and archived with a persistent DOI before submission. The repository URL and archive DOI will be inserted here after the public release is finalized. Public protein structures are identified by their RCSB PDB accession codes; derived surface metadata, run manifests, and tabulated outputs corresponding to the manuscript tables should be included in the archived release. A release-readiness manifest with SHA-256 checksums is maintained with the paper package; it records the manuscript, benchmark scripts, public-fixture manifests, figures, and tabulated reference outputs intended for the archived release.</w:t>
+        <w:t>The TITAN source code corresponding to this manuscript has been prepared for release under the MIT License as the local snapshot tag fagbi-submission-v0.1 on branch fagbi-submission-2026. Before submission, this paragraph must be updated with the public GitHub release URL and the Zenodo DOI minted from that tagged release. The archived release should include source code, build instructions, benchmark manifests, input metadata, scripts, figures, and reference outputs for Tables 3-6 and Supplementary Tables S1-S4. Public protein structures are identified by their RCSB PDB accession codes; derived surface metadata, run manifests, and tabulated outputs corresponding to the manuscript tables are included in the release-readiness manifest. A SHA-256 artifact manifest records the manuscript, benchmark scripts, public-fixture manifests, figures, and tabulated reference outputs intended for the archived release.</w:t>
       </w:r>
     </w:p>
     <w:p>
@@ -7095,16 +7087,8 @@
             <w:vAlign w:val="center"/>
           </w:tcPr>
           <w:p>
-            <w:pPr>
-              <w:spacing w:after="0" w:line="240" w:lineRule="auto" w:before="0"/>
-            </w:pPr>
-            <w:r>
-              <w:rPr>
-                <w:rFonts w:ascii="Times New Roman" w:hAnsi="Times New Roman"/>
-                <w:b/>
-                <w:sz w:val="16"/>
-              </w:rPr>
-              <w:t>Audit RMS</w:t>
+            <w:r>
+              <w:t>Sampled audit RMS</w:t>
             </w:r>
           </w:p>
         </w:tc>
@@ -7115,16 +7099,8 @@
             <w:vAlign w:val="center"/>
           </w:tcPr>
           <w:p>
-            <w:pPr>
-              <w:spacing w:after="0" w:line="240" w:lineRule="auto" w:before="0"/>
-            </w:pPr>
-            <w:r>
-              <w:rPr>
-                <w:rFonts w:ascii="Times New Roman" w:hAnsi="Times New Roman"/>
-                <w:b/>
-                <w:sz w:val="16"/>
-              </w:rPr>
-              <w:t>Direct residual</w:t>
+            <w:r>
+              <w:t>Sampled direct true residual</w:t>
             </w:r>
           </w:p>
         </w:tc>
@@ -8285,7 +8261,6 @@
         <w:gridCol w:w="1050"/>
         <w:gridCol w:w="1450"/>
         <w:gridCol w:w="1150"/>
-        <w:gridCol w:w="900"/>
       </w:tblGrid>
       <w:tr>
         <w:trPr>
@@ -8380,16 +8355,8 @@
             <w:vAlign w:val="center"/>
           </w:tcPr>
           <w:p>
-            <w:pPr>
-              <w:spacing w:after="0" w:line="240" w:lineRule="auto" w:before="0"/>
-            </w:pPr>
-            <w:r>
-              <w:rPr>
-                <w:rFonts w:ascii="Times New Roman" w:hAnsi="Times New Roman"/>
-                <w:b/>
-                <w:sz w:val="16"/>
-              </w:rPr>
-              <w:t>Audit max</w:t>
+            <w:r>
+              <w:t>Sampled audit max</w:t>
             </w:r>
           </w:p>
         </w:tc>
@@ -8400,16 +8367,8 @@
             <w:vAlign w:val="center"/>
           </w:tcPr>
           <w:p>
-            <w:pPr>
-              <w:spacing w:after="0" w:line="240" w:lineRule="auto" w:before="0"/>
-            </w:pPr>
-            <w:r>
-              <w:rPr>
-                <w:rFonts w:ascii="Times New Roman" w:hAnsi="Times New Roman"/>
-                <w:b/>
-                <w:sz w:val="16"/>
-              </w:rPr>
-              <w:t>Direct residual max</w:t>
+            <w:r>
+              <w:t>Sampled direct true residual max</w:t>
             </w:r>
           </w:p>
         </w:tc>
@@ -8430,26 +8389,6 @@
                 <w:sz w:val="16"/>
               </w:rPr>
               <w:t>Energy spread</w:t>
-            </w:r>
-          </w:p>
-        </w:tc>
-        <w:tc>
-          <w:tcPr>
-            <w:tcW w:w="900" w:type="dxa"/>
-            <w:shd w:val="clear" w:color="auto" w:fill="E7E6E6"/>
-            <w:vAlign w:val="center"/>
-          </w:tcPr>
-          <w:p>
-            <w:pPr>
-              <w:spacing w:after="0" w:line="240" w:lineRule="auto" w:before="0"/>
-            </w:pPr>
-            <w:r>
-              <w:rPr>
-                <w:rFonts w:ascii="Times New Roman" w:hAnsi="Times New Roman"/>
-                <w:b/>
-                <w:sz w:val="16"/>
-              </w:rPr>
-              <w:t>p4/deg1</w:t>
             </w:r>
           </w:p>
         </w:tc>
@@ -8592,25 +8531,6 @@
             </w:r>
           </w:p>
         </w:tc>
-        <w:tc>
-          <w:tcPr>
-            <w:tcW w:w="900" w:type="dxa"/>
-            <w:vAlign w:val="center"/>
-          </w:tcPr>
-          <w:p>
-            <w:pPr>
-              <w:spacing w:after="0" w:line="240" w:lineRule="auto" w:before="0"/>
-            </w:pPr>
-            <w:r>
-              <w:rPr>
-                <w:rFonts w:ascii="Times New Roman" w:hAnsi="Times New Roman"/>
-                <w:b w:val="0"/>
-                <w:sz w:val="16"/>
-              </w:rPr>
-              <w:t>0.450</w:t>
-            </w:r>
-          </w:p>
-        </w:tc>
       </w:tr>
       <w:tr>
         <w:trPr>
@@ -8750,25 +8670,6 @@
             </w:r>
           </w:p>
         </w:tc>
-        <w:tc>
-          <w:tcPr>
-            <w:tcW w:w="900" w:type="dxa"/>
-            <w:vAlign w:val="center"/>
-          </w:tcPr>
-          <w:p>
-            <w:pPr>
-              <w:spacing w:after="0" w:line="240" w:lineRule="auto" w:before="0"/>
-            </w:pPr>
-            <w:r>
-              <w:rPr>
-                <w:rFonts w:ascii="Times New Roman" w:hAnsi="Times New Roman"/>
-                <w:b w:val="0"/>
-                <w:sz w:val="16"/>
-              </w:rPr>
-              <w:t>0.674</w:t>
-            </w:r>
-          </w:p>
-        </w:tc>
       </w:tr>
       <w:tr>
         <w:trPr>
@@ -8905,25 +8806,6 @@
                 <w:sz w:val="16"/>
               </w:rPr>
               <w:t>0.000</w:t>
-            </w:r>
-          </w:p>
-        </w:tc>
-        <w:tc>
-          <w:tcPr>
-            <w:tcW w:w="900" w:type="dxa"/>
-            <w:vAlign w:val="center"/>
-          </w:tcPr>
-          <w:p>
-            <w:pPr>
-              <w:spacing w:after="0" w:line="240" w:lineRule="auto" w:before="0"/>
-            </w:pPr>
-            <w:r>
-              <w:rPr>
-                <w:rFonts w:ascii="Times New Roman" w:hAnsi="Times New Roman"/>
-                <w:b w:val="0"/>
-                <w:sz w:val="16"/>
-              </w:rPr>
-              <w:t>0.383</w:t>
             </w:r>
           </w:p>
         </w:tc>
